--- a/kb/papers/ndo_lpscl16_methods_main_2026_10_28.docx
+++ b/kb/papers/ndo_lpscl16_methods_main_2026_10_28.docx
@@ -160,7 +160,17 @@
         <w:t xml:space="preserve">4</w:t>
       </w:r>
       <w:r>
-        <w:t xml:space="preserve">, and LiCl (Fig. 3h) were taken from the Materials Project database [7]; for each compound, the band gap of the entry with the lowest energy above the convex hull was used.</w:t>
+        <w:t xml:space="preserve">, and LiCl (Fig. 3h) were calculated for structures taken from the Materials Project database [7], with GBRV ultrasoft pseudopotentials for Li, S, and Cl [8] and PSlibrary datasets for P and O [9]. The lattice parameters and atomic positions were fully relaxed, and the band gaps were obtained from the Kohn–Sham eigenvalues at the valence band maximum and conduction band minimum of non-self-consistent calculations with fixed occupations on denser </w:t>
+      </w:r>
+      <w:r>
+        <w:rPr>
+          <w:i/>
+          <w:iCs/>
+        </w:rPr>
+        <w:t xml:space="preserve">k</w:t>
+      </w:r>
+      <w:r>
+        <w:t xml:space="preserve">-point grids.</w:t>
       </w:r>
     </w:p>
     <w:p>
@@ -434,7 +444,7 @@
         <w:jc w:val="both"/>
       </w:pPr>
       <w:r>
-        <w:t xml:space="preserve">The band gaps of the Nd-containing CEI components (Fig. SX) were calculated with PAW datasets from PSlibrary [9], again with the Nd 4</w:t>
+        <w:t xml:space="preserve">The band gaps of the Nd-containing CEI components (Fig. SX) were calculated with the same procedure, but with PAW datasets from PSlibrary for all elements [9], with the Nd 4</w:t>
       </w:r>
       <w:r>
         <w:rPr>
@@ -444,17 +454,7 @@
         <w:t xml:space="preserve">f</w:t>
       </w:r>
       <w:r>
-        <w:t xml:space="preserve"> electrons frozen in the core. Structures taken from the Materials Project database [7] were relaxed with respect to both lattice parameters and atomic positions, and the band gaps were obtained from the Kohn–Sham eigenvalues at the valence band maximum and conduction band minimum of non-self-consistent calculations with fixed occupations on denser </w:t>
-      </w:r>
-      <w:r>
-        <w:rPr>
-          <w:i/>
-          <w:iCs/>
-        </w:rPr>
-        <w:t xml:space="preserve">k</w:t>
-      </w:r>
-      <w:r>
-        <w:t xml:space="preserve">-point grids.</w:t>
+        <w:t xml:space="preserve"> electrons frozen in the core.</w:t>
       </w:r>
     </w:p>
     <w:p>

--- a/kb/papers/ndo_lpscl16_methods_main_2026_10_28.docx
+++ b/kb/papers/ndo_lpscl16_methods_main_2026_10_28.docx
@@ -21,7 +21,7 @@
         <w:jc w:val="both"/>
       </w:pPr>
       <w:r>
-        <w:t xml:space="preserve">DFT calculations were performed with Quantum ESPRESSO [1–3] using the Perdew–Burke–Ernzerhof (PBE) generalized gradient approximation (GGA) [4], with kinetic energy cutoffs of 60 and 480 Ry for the wavefunctions and charge density, respectively. The Brillouin zone was sampled with Γ-centered Monkhorst–Pack </w:t>
+        <w:t xml:space="preserve">DFT calculations were performed with Quantum ESPRESSO [1–3] using the Perdew–Burke–Ernzerhof (PBE) generalized gradient approximation (GGA) [4], with kinetic energy cutoffs of 60 and 480 Ry for the wavefunctions and charge density, respectively, and Monkhorst–Pack </w:t>
       </w:r>
       <w:r>
         <w:rPr>
@@ -31,7 +31,7 @@
         <w:t xml:space="preserve">k</w:t>
       </w:r>
       <w:r>
-        <w:t xml:space="preserve">-point grids [5]; the grids, smearing parameters, and convergence thresholds of each calculation are given in the Supplementary Material.</w:t>
+        <w:t xml:space="preserve">-point grids [5]. Further computational details are given in the Supplementary Material.</w:t>
       </w:r>
     </w:p>
     <w:p>
@@ -41,7 +41,7 @@
         <w:jc w:val="both"/>
       </w:pPr>
       <w:r>
-        <w:t xml:space="preserve">Li migration barriers (Fig. 3f,g) were calculated with the climbing-image nudged elastic band method [6] using seven images, for a Li vacancy hopping between nearest-neighbor Li sites. Li</w:t>
+        <w:t xml:space="preserve">Li migration barriers (Fig. 3f,g) were calculated with the climbing-image nudged elastic band method [6] for a Li vacancy hopping between nearest-neighbor Li sites. Li</w:t>
       </w:r>
       <w:r>
         <w:rPr>
@@ -59,7 +59,7 @@
         <w:t xml:space="preserve">2</w:t>
       </w:r>
       <w:r>
-        <w:t xml:space="preserve">S (mp-1153 in the Materials Project database [7]) containing a negatively charged Li vacancy compensated by a uniform background charge, and the Li–Nd alloy with a 2 × 2 × 2 supercell of an ordered BiF</w:t>
+        <w:t xml:space="preserve">S containing a negatively charged Li vacancy, and the Li–Nd alloy with a 2 × 2 × 2 supercell of an ordered BiF</w:t>
       </w:r>
       <w:r>
         <w:rPr>
@@ -77,7 +77,7 @@
         <w:t xml:space="preserve">3</w:t>
       </w:r>
       <w:r>
-        <w:t xml:space="preserve">Nd model (mp-976264) containing a neutral Li vacancy. Ultrasoft pseudopotentials from the GBRV library were used for Li and S [8], and a projector augmented-wave (PAW) dataset from PSlibrary with the Nd 4</w:t>
+        <w:t xml:space="preserve">Nd model containing a neutral Li vacancy, starting from the Materials Project structures [7]. Ultrasoft GBRV pseudopotentials were used for Li and S [8], and a projector augmented-wave (PAW) dataset from PSlibrary with the Nd 4</w:t>
       </w:r>
       <w:r>
         <w:rPr>
@@ -87,25 +87,7 @@
         <w:t xml:space="preserve">f</w:t>
       </w:r>
       <w:r>
-        <w:t xml:space="preserve"> electrons frozen in the core was used for Nd [9]. Gaussian smearing was applied to Li</w:t>
-      </w:r>
-      <w:r>
-        <w:rPr>
-          <w:vertAlign w:val="subscript"/>
-        </w:rPr>
-        <w:t xml:space="preserve">2</w:t>
-      </w:r>
-      <w:r>
-        <w:t xml:space="preserve">S and Marzari–Vanderbilt smearing [10] to the metallic Li</w:t>
-      </w:r>
-      <w:r>
-        <w:rPr>
-          <w:vertAlign w:val="subscript"/>
-        </w:rPr>
-        <w:t xml:space="preserve">3</w:t>
-      </w:r>
-      <w:r>
-        <w:t xml:space="preserve">Nd.</w:t>
+        <w:t xml:space="preserve"> electrons frozen in the core was used for Nd [9].</w:t>
       </w:r>
     </w:p>
     <w:p>
@@ -160,17 +142,7 @@
         <w:t xml:space="preserve">4</w:t>
       </w:r>
       <w:r>
-        <w:t xml:space="preserve">, and LiCl (Fig. 3h) were calculated for structures taken from the Materials Project database [7], with GBRV ultrasoft pseudopotentials for Li, S, and Cl [8] and PSlibrary datasets for P and O [9]. The lattice parameters and atomic positions were fully relaxed, and the band gaps were obtained from the Kohn–Sham eigenvalues at the valence band maximum and conduction band minimum of non-self-consistent calculations with fixed occupations on denser </w:t>
-      </w:r>
-      <w:r>
-        <w:rPr>
-          <w:i/>
-          <w:iCs/>
-        </w:rPr>
-        <w:t xml:space="preserve">k</w:t>
-      </w:r>
-      <w:r>
-        <w:t xml:space="preserve">-point grids.</w:t>
+        <w:t xml:space="preserve">, and LiCl (Fig. 3h) were obtained from the Kohn–Sham eigenvalues at the valence band maximum and conduction band minimum of non-self-consistent calculations with fixed occupations, after full relaxation of the Materials Project structures [7]; GBRV ultrasoft pseudopotentials were used for Li, S, and Cl [8], and PSlibrary datasets for P and O [9].</w:t>
       </w:r>
     </w:p>
     <w:p>
@@ -180,43 +152,7 @@
         <w:jc w:val="both"/>
       </w:pPr>
       <w:r>
-        <w:t xml:space="preserve">Interfacial reaction energies between the SEs and NCM (LiNi</w:t>
-      </w:r>
-      <w:r>
-        <w:rPr>
-          <w:vertAlign w:val="subscript"/>
-        </w:rPr>
-        <w:t xml:space="preserve">0.8</w:t>
-      </w:r>
-      <w:r>
-        <w:t xml:space="preserve">Co</w:t>
-      </w:r>
-      <w:r>
-        <w:rPr>
-          <w:vertAlign w:val="subscript"/>
-        </w:rPr>
-        <w:t xml:space="preserve">0.1</w:t>
-      </w:r>
-      <w:r>
-        <w:t xml:space="preserve">Mn</w:t>
-      </w:r>
-      <w:r>
-        <w:rPr>
-          <w:vertAlign w:val="subscript"/>
-        </w:rPr>
-        <w:t xml:space="preserve">0.1</w:t>
-      </w:r>
-      <w:r>
-        <w:t xml:space="preserve">O</w:t>
-      </w:r>
-      <w:r>
-        <w:rPr>
-          <w:vertAlign w:val="subscript"/>
-        </w:rPr>
-        <w:t xml:space="preserve">2</w:t>
-      </w:r>
-      <w:r>
-        <w:t xml:space="preserve">) were calculated as a function of voltage (Fig. 5e,f) following the approach of Richards et al. [11], as implemented in pymatgen [12], with the mixed GGA/GGA+</w:t>
+        <w:t xml:space="preserve">Interfacial reaction energies between the SEs and NCM were calculated as a function of voltage (Fig. 5e,f) following the approach of Richards et al. [10], as implemented in pymatgen [11], with the mixed GGA/GGA+</w:t>
       </w:r>
       <w:r>
         <w:rPr>
@@ -226,106 +162,7 @@
         <w:t xml:space="preserve">U</w:t>
       </w:r>
       <w:r>
-        <w:t xml:space="preserve"> energies of the Materials Project database [7,13]. LPSCl</w:t>
-      </w:r>
-      <w:r>
-        <w:rPr>
-          <w:vertAlign w:val="subscript"/>
-        </w:rPr>
-        <w:t xml:space="preserve">1.6</w:t>
-      </w:r>
-      <w:r>
-        <w:t xml:space="preserve"> (Li</w:t>
-      </w:r>
-      <w:r>
-        <w:rPr>
-          <w:vertAlign w:val="subscript"/>
-        </w:rPr>
-        <w:t xml:space="preserve">5.4</w:t>
-      </w:r>
-      <w:r>
-        <w:t xml:space="preserve">PS</w:t>
-      </w:r>
-      <w:r>
-        <w:rPr>
-          <w:vertAlign w:val="subscript"/>
-        </w:rPr>
-        <w:t xml:space="preserve">4.4</w:t>
-      </w:r>
-      <w:r>
-        <w:t xml:space="preserve">Cl</w:t>
-      </w:r>
-      <w:r>
-        <w:rPr>
-          <w:vertAlign w:val="subscript"/>
-        </w:rPr>
-        <w:t xml:space="preserve">1.6</w:t>
-      </w:r>
-      <w:r>
-        <w:t xml:space="preserve">) and NdO-LPSCl</w:t>
-      </w:r>
-      <w:r>
-        <w:rPr>
-          <w:vertAlign w:val="subscript"/>
-        </w:rPr>
-        <w:t xml:space="preserve">1.6</w:t>
-      </w:r>
-      <w:r>
-        <w:t xml:space="preserve"> (Li</w:t>
-      </w:r>
-      <w:r>
-        <w:rPr>
-          <w:vertAlign w:val="subscript"/>
-        </w:rPr>
-        <w:t xml:space="preserve">5.44</w:t>
-      </w:r>
-      <w:r>
-        <w:t xml:space="preserve">Nd</w:t>
-      </w:r>
-      <w:r>
-        <w:rPr>
-          <w:vertAlign w:val="subscript"/>
-        </w:rPr>
-        <w:t xml:space="preserve">0.02</w:t>
-      </w:r>
-      <w:r>
-        <w:t xml:space="preserve">P</w:t>
-      </w:r>
-      <w:r>
-        <w:rPr>
-          <w:vertAlign w:val="subscript"/>
-        </w:rPr>
-        <w:t xml:space="preserve">0.98</w:t>
-      </w:r>
-      <w:r>
-        <w:t xml:space="preserve">S</w:t>
-      </w:r>
-      <w:r>
-        <w:rPr>
-          <w:vertAlign w:val="subscript"/>
-        </w:rPr>
-        <w:t xml:space="preserve">4.37</w:t>
-      </w:r>
-      <w:r>
-        <w:t xml:space="preserve">O</w:t>
-      </w:r>
-      <w:r>
-        <w:rPr>
-          <w:vertAlign w:val="subscript"/>
-        </w:rPr>
-        <w:t xml:space="preserve">0.03</w:t>
-      </w:r>
-      <w:r>
-        <w:t xml:space="preserve">Cl</w:t>
-      </w:r>
-      <w:r>
-        <w:rPr>
-          <w:vertAlign w:val="subscript"/>
-        </w:rPr>
-        <w:t xml:space="preserve">1.6</w:t>
-      </w:r>
-      <w:r>
-        <w:t xml:space="preserve">) were represented by the convex-hull energies at their compositions. The interface was treated as open to Li at a chemical potential </w:t>
+        <w:t xml:space="preserve"> energies of the Materials Project database [7,12]. The SEs were represented by the convex-hull energies at their compositions, and the interface was treated as open to Li at a chemical potential </w:t>
       </w:r>
       <w:r>
         <w:rPr>
@@ -383,7 +220,7 @@
         <w:t xml:space="preserve">eφ</w:t>
       </w:r>
       <w:r>
-        <w:t xml:space="preserve"> [14], where </w:t>
+        <w:t xml:space="preserve"> [13], where </w:t>
       </w:r>
       <w:r>
         <w:rPr>
@@ -434,7 +271,7 @@
         <w:t xml:space="preserve">+</w:t>
       </w:r>
       <w:r>
-        <w:t xml:space="preserve"> (2.5–4.5 V). At each voltage, the reaction energy was taken as the most negative grand-potential reaction energy over all SE/NCM mixing ratios, normalized per atom excluding Li, and the corresponding reaction products were identified.</w:t>
+        <w:t xml:space="preserve">. At each voltage, the reaction energy was taken as the most negative grand-potential reaction energy over all SE/NCM mixing ratios, and the corresponding reaction products were identified.</w:t>
       </w:r>
     </w:p>
     <w:p>
@@ -646,7 +483,7 @@
         <w:tab/>
       </w:r>
       <w:r>
-        <w:t xml:space="preserve">N. Marzari, D. Vanderbilt, A. De Vita, M. C. Payne, Thermal contraction and disordering of the Al(110) surface, Phys. Rev. Lett. 82 (1999) 3296–3299. https://doi.org/10.1103/PhysRevLett.82.3296.</w:t>
+        <w:t xml:space="preserve">W. D. Richards, L. J. Miara, Y. Wang, J. C. Kim, G. Ceder, Interface stability in solid-state batteries, Chem. Mater. 28 (2016) 266–273. https://doi.org/10.1021/acs.chemmater.5b04082.</w:t>
       </w:r>
     </w:p>
     <w:p>
@@ -664,7 +501,7 @@
         <w:tab/>
       </w:r>
       <w:r>
-        <w:t xml:space="preserve">W. D. Richards, L. J. Miara, Y. Wang, J. C. Kim, G. Ceder, Interface stability in solid-state batteries, Chem. Mater. 28 (2016) 266–273. https://doi.org/10.1021/acs.chemmater.5b04082.</w:t>
+        <w:t xml:space="preserve">S. P. Ong, W. D. Richards, A. Jain, G. Hautier, M. Kocher, S. Cholia, D. Gunter, V. L. Chevrier, K. A. Persson, G. Ceder, Python Materials Genomics (pymatgen): A robust, open-source python library for materials analysis, Comput. Mater. Sci. 68 (2013) 314–319. https://doi.org/10.1016/j.commatsci.2012.10.028.</w:t>
       </w:r>
     </w:p>
     <w:p>
@@ -682,7 +519,7 @@
         <w:tab/>
       </w:r>
       <w:r>
-        <w:t xml:space="preserve">S. P. Ong, W. D. Richards, A. Jain, G. Hautier, M. Kocher, S. Cholia, D. Gunter, V. L. Chevrier, K. A. Persson, G. Ceder, Python Materials Genomics (pymatgen): A robust, open-source python library for materials analysis, Comput. Mater. Sci. 68 (2013) 314–319. https://doi.org/10.1016/j.commatsci.2012.10.028.</w:t>
+        <w:t xml:space="preserve">A. Jain, G. Hautier, S. P. Ong, C. J. Moore, C. C. Fischer, K. A. Persson, G. Ceder, Formation enthalpies by mixing GGA and GGA+U calculations, Phys. Rev. B 84 (2011) 045115. https://doi.org/10.1103/PhysRevB.84.045115.</w:t>
       </w:r>
     </w:p>
     <w:p>
@@ -695,24 +532,6 @@
       </w:pPr>
       <w:r>
         <w:t xml:space="preserve">[13]</w:t>
-      </w:r>
-      <w:r>
-        <w:tab/>
-      </w:r>
-      <w:r>
-        <w:t xml:space="preserve">A. Jain, G. Hautier, S. P. Ong, C. J. Moore, C. C. Fischer, K. A. Persson, G. Ceder, Formation enthalpies by mixing GGA and GGA+U calculations, Phys. Rev. B 84 (2011) 045115. https://doi.org/10.1103/PhysRevB.84.045115.</w:t>
-      </w:r>
-    </w:p>
-    <w:p>
-      <w:pPr>
-        <w:tabs>
-          <w:tab w:val="left" w:pos="560"/>
-        </w:tabs>
-        <w:spacing w:after="0" w:line="480" w:lineRule="auto"/>
-        <w:ind w:left="560" w:hanging="560"/>
-      </w:pPr>
-      <w:r>
-        <w:t xml:space="preserve">[14]</w:t>
       </w:r>
       <w:r>
         <w:tab/>

--- a/kb/papers/ndo_lpscl16_methods_main_2026_10_28.docx
+++ b/kb/papers/ndo_lpscl16_methods_main_2026_10_28.docx
@@ -21,7 +21,7 @@
         <w:jc w:val="both"/>
       </w:pPr>
       <w:r>
-        <w:t xml:space="preserve">DFT calculations were performed with Quantum ESPRESSO [1–3] using the Perdew–Burke–Ernzerhof (PBE) generalized gradient approximation (GGA) [4], with kinetic energy cutoffs of 60 and 480 Ry for the wavefunctions and charge density, respectively, and Monkhorst–Pack </w:t>
+        <w:t xml:space="preserve">DFT calculations were performed with Quantum ESPRESSO [1–3] using the Perdew–Burke–Ernzerhof (PBE) generalized gradient approximation (GGA) [4], with kinetic energy cutoffs of 60 and 480 Ry for the wavefunctions and charge density, respectively. The Brillouin zone was sampled with Monkhorst–Pack </w:t>
       </w:r>
       <w:r>
         <w:rPr>
@@ -31,7 +31,7 @@
         <w:t xml:space="preserve">k</w:t>
       </w:r>
       <w:r>
-        <w:t xml:space="preserve">-point grids [5]. Further computational details are given in the Supplementary Material.</w:t>
+        <w:t xml:space="preserve">-point grids [5], and further computational details are given in the Supplementary Material.</w:t>
       </w:r>
     </w:p>
     <w:p>
@@ -41,7 +41,17 @@
         <w:jc w:val="both"/>
       </w:pPr>
       <w:r>
-        <w:t xml:space="preserve">Li migration barriers (Fig. 3f,g) were calculated with the climbing-image nudged elastic band method [6] for a Li vacancy hopping between nearest-neighbor Li sites. Li</w:t>
+        <w:t xml:space="preserve">Li migration barriers (Fig. 3f,g) were calculated with the climbing-image nudged elastic band method [6] for a Li vacancy hopping between nearest-neighbor 8</w:t>
+      </w:r>
+      <w:r>
+        <w:rPr>
+          <w:i/>
+          <w:iCs/>
+        </w:rPr>
+        <w:t xml:space="preserve">c</w:t>
+      </w:r>
+      <w:r>
+        <w:t xml:space="preserve"> sites. Antifluorite Li</w:t>
       </w:r>
       <w:r>
         <w:rPr>
@@ -50,16 +60,16 @@
         <w:t xml:space="preserve">2</w:t>
       </w:r>
       <w:r>
-        <w:t xml:space="preserve">S was modeled with a 3 × 3 × 3 supercell of antifluorite Li</w:t>
+        <w:t xml:space="preserve">S and the Li–Nd alloy, represented by an ordered BiF</w:t>
       </w:r>
       <w:r>
         <w:rPr>
           <w:vertAlign w:val="subscript"/>
         </w:rPr>
-        <w:t xml:space="preserve">2</w:t>
-      </w:r>
-      <w:r>
-        <w:t xml:space="preserve">S containing a negatively charged Li vacancy, and the Li–Nd alloy with a 2 × 2 × 2 supercell of an ordered BiF</w:t>
+        <w:t xml:space="preserve">3</w:t>
+      </w:r>
+      <w:r>
+        <w:t xml:space="preserve">-type Li</w:t>
       </w:r>
       <w:r>
         <w:rPr>
@@ -68,16 +78,7 @@
         <w:t xml:space="preserve">3</w:t>
       </w:r>
       <w:r>
-        <w:t xml:space="preserve">-type Li</w:t>
-      </w:r>
-      <w:r>
-        <w:rPr>
-          <w:vertAlign w:val="subscript"/>
-        </w:rPr>
-        <w:t xml:space="preserve">3</w:t>
-      </w:r>
-      <w:r>
-        <w:t xml:space="preserve">Nd model containing a neutral Li vacancy, starting from the Materials Project structures [7]. Ultrasoft GBRV pseudopotentials were used for Li and S [8], and a projector augmented-wave (PAW) dataset from PSlibrary with the Nd 4</w:t>
+        <w:t xml:space="preserve">Nd model, were modeled with 3 × 3 × 3 and 2 × 2 × 2 supercells of their primitive cells containing a negatively charged and a neutral Li vacancy, respectively, starting from the Materials Project structures [7]. Ultrasoft GBRV pseudopotentials were used for Li and S [8], and a projector augmented-wave (PAW) dataset from PSlibrary with the Nd 4</w:t>
       </w:r>
       <w:r>
         <w:rPr>
@@ -162,7 +163,7 @@
         <w:t xml:space="preserve">U</w:t>
       </w:r>
       <w:r>
-        <w:t xml:space="preserve"> energies of the Materials Project database [7,12]. The SEs were represented by the convex-hull energies at their compositions, and the interface was treated as open to Li at a chemical potential </w:t>
+        <w:t xml:space="preserve"> energies of the Materials Project database [7,12]. The SEs and NCM were represented by the convex-hull energies at their compositions, and the interface was treated as open to Li at a chemical potential </w:t>
       </w:r>
       <w:r>
         <w:rPr>
@@ -281,7 +282,7 @@
         <w:jc w:val="both"/>
       </w:pPr>
       <w:r>
-        <w:t xml:space="preserve">The band gaps of the Nd-containing CEI components (Fig. SX) were calculated with the same procedure, but with PAW datasets from PSlibrary for all elements [9], with the Nd 4</w:t>
+        <w:t xml:space="preserve">The band gaps of the Nd-containing CEI components (Fig. SX) were calculated with the same procedure, but with PAW datasets from PSlibrary for all elements, including the Nd dataset with the 4</w:t>
       </w:r>
       <w:r>
         <w:rPr>
@@ -291,7 +292,7 @@
         <w:t xml:space="preserve">f</w:t>
       </w:r>
       <w:r>
-        <w:t xml:space="preserve"> electrons frozen in the core.</w:t>
+        <w:t xml:space="preserve"> electrons frozen in the core [9].</w:t>
       </w:r>
     </w:p>
     <w:p>

--- a/kb/papers/ndo_lpscl16_methods_main_2026_10_28.docx
+++ b/kb/papers/ndo_lpscl16_methods_main_2026_10_28.docx
@@ -21,7 +21,7 @@
         <w:jc w:val="both"/>
       </w:pPr>
       <w:r>
-        <w:t xml:space="preserve">DFT calculations were performed with Quantum ESPRESSO [1–3] using the Perdew–Burke–Ernzerhof (PBE) generalized gradient approximation (GGA) [4], with kinetic energy cutoffs of 60 and 480 Ry for the wavefunctions and charge density, respectively. The Brillouin zone was sampled with Monkhorst–Pack </w:t>
+        <w:t xml:space="preserve">DFT calculations were performed with Quantum ESPRESSO [1–3] using the Perdew–Burke–Ernzerhof (PBE) generalized gradient approximation (GGA) [4], with kinetic energy cutoffs of 60 and 480 Ry for the wavefunctions and charge density, respectively. The Brillouin zone was sampled with Γ-centered Monkhorst–Pack </w:t>
       </w:r>
       <w:r>
         <w:rPr>
@@ -31,7 +31,7 @@
         <w:t xml:space="preserve">k</w:t>
       </w:r>
       <w:r>
-        <w:t xml:space="preserve">-point grids [5], and further computational details are given in the Supplementary Material.</w:t>
+        <w:t xml:space="preserve">-point grids [5]. Further computational details are given in the Supplementary Material.</w:t>
       </w:r>
     </w:p>
     <w:p>
@@ -60,7 +60,7 @@
         <w:t xml:space="preserve">2</w:t>
       </w:r>
       <w:r>
-        <w:t xml:space="preserve">S and the Li–Nd alloy, represented by an ordered BiF</w:t>
+        <w:t xml:space="preserve">S and the Li–Nd alloy, represented by a hypothetical ordered BiF</w:t>
       </w:r>
       <w:r>
         <w:rPr>
@@ -78,7 +78,25 @@
         <w:t xml:space="preserve">3</w:t>
       </w:r>
       <w:r>
-        <w:t xml:space="preserve">Nd model, were modeled with 3 × 3 × 3 and 2 × 2 × 2 supercells of their primitive cells containing a negatively charged and a neutral Li vacancy, respectively, starting from the Materials Project structures [7]. Ultrasoft GBRV pseudopotentials were used for Li and S [8], and a projector augmented-wave (PAW) dataset from PSlibrary with the Nd 4</w:t>
+        <w:t xml:space="preserve">Nd model, were built from the Materials Project structures [7] and modeled with 3 × 3 × 3 and 2 × 2 × 2 supercells of their primitive cells, respectively. The Li vacancy was negatively charged in insulating Li</w:t>
+      </w:r>
+      <w:r>
+        <w:rPr>
+          <w:vertAlign w:val="subscript"/>
+        </w:rPr>
+        <w:t xml:space="preserve">2</w:t>
+      </w:r>
+      <w:r>
+        <w:t xml:space="preserve">S and neutral in metallic Li</w:t>
+      </w:r>
+      <w:r>
+        <w:rPr>
+          <w:vertAlign w:val="subscript"/>
+        </w:rPr>
+        <w:t xml:space="preserve">3</w:t>
+      </w:r>
+      <w:r>
+        <w:t xml:space="preserve">Nd. GBRV ultrasoft pseudopotentials were used for Li and S [8], and a projector augmented-wave (PAW) dataset from PSlibrary with the Nd 4</w:t>
       </w:r>
       <w:r>
         <w:rPr>
@@ -88,7 +106,16 @@
         <w:t xml:space="preserve">f</w:t>
       </w:r>
       <w:r>
-        <w:t xml:space="preserve"> electrons frozen in the core was used for Nd [9].</w:t>
+        <w:t xml:space="preserve"> electrons frozen in the core was used for Nd [9]. The limitations of the Li</w:t>
+      </w:r>
+      <w:r>
+        <w:rPr>
+          <w:vertAlign w:val="subscript"/>
+        </w:rPr>
+        <w:t xml:space="preserve">3</w:t>
+      </w:r>
+      <w:r>
+        <w:t xml:space="preserve">Nd model are described in the Supplementary Material.</w:t>
       </w:r>
     </w:p>
     <w:p>
@@ -125,7 +152,7 @@
         <w:t xml:space="preserve">2</w:t>
       </w:r>
       <w:r>
-        <w:t xml:space="preserve">O, Li</w:t>
+        <w:t xml:space="preserve">O, β-Li</w:t>
       </w:r>
       <w:r>
         <w:rPr>
@@ -143,7 +170,7 @@
         <w:t xml:space="preserve">4</w:t>
       </w:r>
       <w:r>
-        <w:t xml:space="preserve">, and LiCl (Fig. 3h) were obtained from the Kohn–Sham eigenvalues at the valence band maximum and conduction band minimum of non-self-consistent calculations with fixed occupations, after full relaxation of the Materials Project structures [7]; GBRV ultrasoft pseudopotentials were used for Li, S, and Cl [8], and PSlibrary datasets for P and O [9].</w:t>
+        <w:t xml:space="preserve">, and LiCl (Fig. 3h) were taken as the difference between the lowest unoccupied and highest occupied Kohn–Sham eigenvalues of non-self-consistent calculations with fixed occupations, after full relaxation of the Materials Project structures [7]. GBRV ultrasoft pseudopotentials were used for Li, S, and Cl [8], and PSlibrary datasets were used for P and O [9]. Because PBE is known to underestimate band gaps, the calculated values were used for comparison among the phases.</w:t>
       </w:r>
     </w:p>
     <w:p>
@@ -153,7 +180,7 @@
         <w:jc w:val="both"/>
       </w:pPr>
       <w:r>
-        <w:t xml:space="preserve">Interfacial reaction energies between the SEs and NCM were calculated as a function of voltage (Fig. 5e,f) following the approach of Richards et al. [10], as implemented in pymatgen [11], with the mixed GGA/GGA+</w:t>
+        <w:t xml:space="preserve">Interfacial reaction energies between the SEs and NCM were calculated as a function of voltage (Fig. 5e,f) following the approach of Richards et al. [10], as implemented in pymatgen [11], using Materials Project energies [7] in the mixed GGA/GGA+</w:t>
       </w:r>
       <w:r>
         <w:rPr>
@@ -163,7 +190,7 @@
         <w:t xml:space="preserve">U</w:t>
       </w:r>
       <w:r>
-        <w:t xml:space="preserve"> energies of the Materials Project database [7,12]. The SEs and NCM were represented by the convex-hull energies at their compositions, and the interface was treated as open to Li at a chemical potential </w:t>
+        <w:t xml:space="preserve"> scheme with the MP2020 energy corrections [12,13]. The SEs and NCM were represented by the convex-hull energies at their compositions, and the interface was treated as open to Li at a chemical potential </w:t>
       </w:r>
       <w:r>
         <w:rPr>
@@ -221,7 +248,7 @@
         <w:t xml:space="preserve">eφ</w:t>
       </w:r>
       <w:r>
-        <w:t xml:space="preserve"> [13], where </w:t>
+        <w:t xml:space="preserve"> [14], where </w:t>
       </w:r>
       <w:r>
         <w:rPr>
@@ -272,7 +299,7 @@
         <w:t xml:space="preserve">+</w:t>
       </w:r>
       <w:r>
-        <w:t xml:space="preserve">. At each voltage, the reaction energy was taken as the most negative grand-potential reaction energy over all SE/NCM mixing ratios, and the corresponding reaction products were identified.</w:t>
+        <w:t xml:space="preserve">. At each voltage, the reaction energy was taken as the most negative grand-potential reaction energy over all SE/NCM mixing ratios, and the corresponding reaction products were identified. Because the unreacted SEs and NCM served as the reference, this energy also includes the decomposition of each reactant at the applied voltage.</w:t>
       </w:r>
     </w:p>
     <w:p>
@@ -282,7 +309,25 @@
         <w:jc w:val="both"/>
       </w:pPr>
       <w:r>
-        <w:t xml:space="preserve">The band gaps of the Nd-containing CEI components (Fig. SX) were calculated with the same procedure, but with PAW datasets from PSlibrary for all elements, including the Nd dataset with the 4</w:t>
+        <w:t xml:space="preserve">The band gap of the Nd-containing CEI component NdP</w:t>
+      </w:r>
+      <w:r>
+        <w:rPr>
+          <w:vertAlign w:val="subscript"/>
+        </w:rPr>
+        <w:t xml:space="preserve">5</w:t>
+      </w:r>
+      <w:r>
+        <w:t xml:space="preserve">O</w:t>
+      </w:r>
+      <w:r>
+        <w:rPr>
+          <w:vertAlign w:val="subscript"/>
+        </w:rPr>
+        <w:t xml:space="preserve">14</w:t>
+      </w:r>
+      <w:r>
+        <w:t xml:space="preserve"> (Fig. SX) was calculated with the same procedure as for Fig. 3h, but with PAW datasets from PSlibrary for all elements, including the Nd dataset with the 4</w:t>
       </w:r>
       <w:r>
         <w:rPr>
@@ -533,6 +578,24 @@
       </w:pPr>
       <w:r>
         <w:t xml:space="preserve">[13]</w:t>
+      </w:r>
+      <w:r>
+        <w:tab/>
+      </w:r>
+      <w:r>
+        <w:t xml:space="preserve">A. Wang, R. Kingsbury, M. McDermott, M. Horton, A. Jain, S. P. Ong, S. Dwaraknath, K. A. Persson, A framework for quantifying uncertainty in DFT energy corrections, Sci. Rep. 11 (2021) 15496. https://doi.org/10.1038/s41598-021-94550-5.</w:t>
+      </w:r>
+    </w:p>
+    <w:p>
+      <w:pPr>
+        <w:tabs>
+          <w:tab w:val="left" w:pos="560"/>
+        </w:tabs>
+        <w:spacing w:after="0" w:line="480" w:lineRule="auto"/>
+        <w:ind w:left="560" w:hanging="560"/>
+      </w:pPr>
+      <w:r>
+        <w:t xml:space="preserve">[14]</w:t>
       </w:r>
       <w:r>
         <w:tab/>
